--- a/UF2-ACT2-Personajes.docx
+++ b/UF2-ACT2-Personajes.docx
@@ -1,6 +1,6 @@
 
 <file path=word/document.xml><?xml version="1.0" encoding="utf-8"?>
-<w:document xmlns:wpc="http://schemas.microsoft.com/office/word/2010/wordprocessingCanvas" xmlns:cx="http://schemas.microsoft.com/office/drawing/2014/chartex" xmlns:cx1="http://schemas.microsoft.com/office/drawing/2015/9/8/chartex" xmlns:cx2="http://schemas.microsoft.com/office/drawing/2015/10/21/chartex" xmlns:cx3="http://schemas.microsoft.com/office/drawing/2016/5/9/chartex" xmlns:cx4="http://schemas.microsoft.com/office/drawing/2016/5/10/chartex" xmlns:cx5="http://schemas.microsoft.com/office/drawing/2016/5/11/chartex" xmlns:cx6="http://schemas.microsoft.com/office/drawing/2016/5/12/chartex" xmlns:cx7="http://schemas.microsoft.com/office/drawing/2016/5/13/chartex" xmlns:cx8="http://schemas.microsoft.com/office/drawing/2016/5/14/chartex" xmlns:mc="http://schemas.openxmlformats.org/markup-compatibility/2006" xmlns:aink="http://schemas.microsoft.com/office/drawing/2016/ink" xmlns:am3d="http://schemas.microsoft.com/office/drawing/2017/model3d" xmlns:o="urn:schemas-microsoft-com:office:office" xmlns:oel="http://schemas.microsoft.com/office/2019/extlst" xmlns:r="http://schemas.openxmlformats.org/officeDocument/2006/relationships" xmlns:m="http://schemas.openxmlformats.org/officeDocument/2006/math" xmlns:v="urn:schemas-microsoft-com:vml" xmlns:wp14="http://schemas.microsoft.com/office/word/2010/wordprocessingDrawing" xmlns:wp="http://schemas.openxmlformats.org/drawingml/2006/wordprocessingDrawing" xmlns:w10="urn:schemas-microsoft-com:office:word" xmlns:w="http://schemas.openxmlformats.org/wordprocessingml/2006/main" xmlns:w14="http://schemas.microsoft.com/office/word/2010/wordml" xmlns:w15="http://schemas.microsoft.com/office/word/2012/wordml" xmlns:w16cex="http://schemas.microsoft.com/office/word/2018/wordml/cex" xmlns:w16cid="http://schemas.microsoft.com/office/word/2016/wordml/cid" xmlns:w16="http://schemas.microsoft.com/office/word/2018/wordml" xmlns:w16sdtdh="http://schemas.microsoft.com/office/word/2020/wordml/sdtdatahash" xmlns:w16se="http://schemas.microsoft.com/office/word/2015/wordml/symex" xmlns:wpg="http://schemas.microsoft.com/office/word/2010/wordprocessingGroup" xmlns:wpi="http://schemas.microsoft.com/office/word/2010/wordprocessingInk" xmlns:wne="http://schemas.microsoft.com/office/word/2006/wordml" xmlns:wps="http://schemas.microsoft.com/office/word/2010/wordprocessingShape" mc:Ignorable="w14 w15 w16se w16cid w16 w16cex w16sdtdh wp14">
+<w:document xmlns:wpc="http://schemas.microsoft.com/office/word/2010/wordprocessingCanvas" xmlns:cx="http://schemas.microsoft.com/office/drawing/2014/chartex" xmlns:cx1="http://schemas.microsoft.com/office/drawing/2015/9/8/chartex" xmlns:cx2="http://schemas.microsoft.com/office/drawing/2015/10/21/chartex" xmlns:cx3="http://schemas.microsoft.com/office/drawing/2016/5/9/chartex" xmlns:cx4="http://schemas.microsoft.com/office/drawing/2016/5/10/chartex" xmlns:cx5="http://schemas.microsoft.com/office/drawing/2016/5/11/chartex" xmlns:cx6="http://schemas.microsoft.com/office/drawing/2016/5/12/chartex" xmlns:cx7="http://schemas.microsoft.com/office/drawing/2016/5/13/chartex" xmlns:cx8="http://schemas.microsoft.com/office/drawing/2016/5/14/chartex" xmlns:mc="http://schemas.openxmlformats.org/markup-compatibility/2006" xmlns:aink="http://schemas.microsoft.com/office/drawing/2016/ink" xmlns:am3d="http://schemas.microsoft.com/office/drawing/2017/model3d" xmlns:o="urn:schemas-microsoft-com:office:office" xmlns:oel="http://schemas.microsoft.com/office/2019/extlst" xmlns:r="http://schemas.openxmlformats.org/officeDocument/2006/relationships" xmlns:m="http://schemas.openxmlformats.org/officeDocument/2006/math" xmlns:v="urn:schemas-microsoft-com:vml" xmlns:wp14="http://schemas.microsoft.com/office/word/2010/wordprocessingDrawing" xmlns:wp="http://schemas.openxmlformats.org/drawingml/2006/wordprocessingDrawing" xmlns:w10="urn:schemas-microsoft-com:office:word" xmlns:w="http://schemas.openxmlformats.org/wordprocessingml/2006/main" xmlns:w14="http://schemas.microsoft.com/office/word/2010/wordml" xmlns:w15="http://schemas.microsoft.com/office/word/2012/wordml" xmlns:w16cex="http://schemas.microsoft.com/office/word/2018/wordml/cex" xmlns:w16cid="http://schemas.microsoft.com/office/word/2016/wordml/cid" xmlns:w16="http://schemas.microsoft.com/office/word/2018/wordml" xmlns:w16du="http://schemas.microsoft.com/office/word/2023/wordml/word16du" xmlns:w16sdtdh="http://schemas.microsoft.com/office/word/2020/wordml/sdtdatahash" xmlns:w16sdtfl="http://schemas.microsoft.com/office/word/2024/wordml/sdtformatlock" xmlns:w16se="http://schemas.microsoft.com/office/word/2015/wordml/symex" xmlns:wpg="http://schemas.microsoft.com/office/word/2010/wordprocessingGroup" xmlns:wpi="http://schemas.microsoft.com/office/word/2010/wordprocessingInk" xmlns:wne="http://schemas.microsoft.com/office/word/2006/wordml" xmlns:wps="http://schemas.microsoft.com/office/word/2010/wordprocessingShape" mc:Ignorable="w14 w15 w16se w16cid w16 w16cex w16sdtdh w16sdtfl w16du wp14">
   <w:body>
     <w:p>
       <w:pPr>
@@ -756,43 +756,7 @@
           <w:color w:val="FF0000"/>
           <w:sz w:val="44"/>
         </w:rPr>
-        <w:t xml:space="preserve">Nombre </w:t>
-      </w:r>
-      <w:r>
-        <w:rPr>
-          <w:rFonts w:ascii="Microsoft YaHei UI" w:eastAsia="Microsoft YaHei UI" w:hAnsi="Microsoft YaHei UI"/>
-          <w:b/>
-          <w:color w:val="FF0000"/>
-          <w:sz w:val="44"/>
-        </w:rPr>
-        <w:t>y apellido</w:t>
-      </w:r>
-      <w:r>
-        <w:rPr>
-          <w:rFonts w:ascii="Microsoft YaHei UI" w:eastAsia="Microsoft YaHei UI" w:hAnsi="Microsoft YaHei UI"/>
-          <w:b/>
-          <w:color w:val="FF0000"/>
-          <w:sz w:val="44"/>
-        </w:rPr>
-        <w:t>s</w:t>
-      </w:r>
-      <w:r>
-        <w:rPr>
-          <w:rFonts w:ascii="Microsoft YaHei UI" w:eastAsia="Microsoft YaHei UI" w:hAnsi="Microsoft YaHei UI"/>
-          <w:b/>
-          <w:color w:val="FF0000"/>
-          <w:sz w:val="44"/>
-        </w:rPr>
-        <w:t xml:space="preserve"> del</w:t>
-      </w:r>
-      <w:r>
-        <w:rPr>
-          <w:rFonts w:ascii="Microsoft YaHei UI" w:eastAsia="Microsoft YaHei UI" w:hAnsi="Microsoft YaHei UI"/>
-          <w:b/>
-          <w:color w:val="FF0000"/>
-          <w:sz w:val="44"/>
-        </w:rPr>
-        <w:t xml:space="preserve"> alumno</w:t>
+        <w:t>Jorge Luis Garcia Orbegoso</w:t>
       </w:r>
     </w:p>
     <w:p>
@@ -3138,7 +3102,7 @@
 </file>
 
 <file path=word/endnotes.xml><?xml version="1.0" encoding="utf-8"?>
-<w:endnotes xmlns:wpc="http://schemas.microsoft.com/office/word/2010/wordprocessingCanvas" xmlns:cx="http://schemas.microsoft.com/office/drawing/2014/chartex" xmlns:cx1="http://schemas.microsoft.com/office/drawing/2015/9/8/chartex" xmlns:cx2="http://schemas.microsoft.com/office/drawing/2015/10/21/chartex" xmlns:cx3="http://schemas.microsoft.com/office/drawing/2016/5/9/chartex" xmlns:cx4="http://schemas.microsoft.com/office/drawing/2016/5/10/chartex" xmlns:cx5="http://schemas.microsoft.com/office/drawing/2016/5/11/chartex" xmlns:cx6="http://schemas.microsoft.com/office/drawing/2016/5/12/chartex" xmlns:cx7="http://schemas.microsoft.com/office/drawing/2016/5/13/chartex" xmlns:cx8="http://schemas.microsoft.com/office/drawing/2016/5/14/chartex" xmlns:mc="http://schemas.openxmlformats.org/markup-compatibility/2006" xmlns:aink="http://schemas.microsoft.com/office/drawing/2016/ink" xmlns:am3d="http://schemas.microsoft.com/office/drawing/2017/model3d" xmlns:o="urn:schemas-microsoft-com:office:office" xmlns:oel="http://schemas.microsoft.com/office/2019/extlst" xmlns:r="http://schemas.openxmlformats.org/officeDocument/2006/relationships" xmlns:m="http://schemas.openxmlformats.org/officeDocument/2006/math" xmlns:v="urn:schemas-microsoft-com:vml" xmlns:wp14="http://schemas.microsoft.com/office/word/2010/wordprocessingDrawing" xmlns:wp="http://schemas.openxmlformats.org/drawingml/2006/wordprocessingDrawing" xmlns:w10="urn:schemas-microsoft-com:office:word" xmlns:w="http://schemas.openxmlformats.org/wordprocessingml/2006/main" xmlns:w14="http://schemas.microsoft.com/office/word/2010/wordml" xmlns:w15="http://schemas.microsoft.com/office/word/2012/wordml" xmlns:w16cex="http://schemas.microsoft.com/office/word/2018/wordml/cex" xmlns:w16cid="http://schemas.microsoft.com/office/word/2016/wordml/cid" xmlns:w16="http://schemas.microsoft.com/office/word/2018/wordml" xmlns:w16sdtdh="http://schemas.microsoft.com/office/word/2020/wordml/sdtdatahash" xmlns:w16se="http://schemas.microsoft.com/office/word/2015/wordml/symex" xmlns:wpg="http://schemas.microsoft.com/office/word/2010/wordprocessingGroup" xmlns:wpi="http://schemas.microsoft.com/office/word/2010/wordprocessingInk" xmlns:wne="http://schemas.microsoft.com/office/word/2006/wordml" xmlns:wps="http://schemas.microsoft.com/office/word/2010/wordprocessingShape" mc:Ignorable="w14 w15 w16se w16cid w16 w16cex w16sdtdh wp14">
+<w:endnotes xmlns:wpc="http://schemas.microsoft.com/office/word/2010/wordprocessingCanvas" xmlns:cx="http://schemas.microsoft.com/office/drawing/2014/chartex" xmlns:cx1="http://schemas.microsoft.com/office/drawing/2015/9/8/chartex" xmlns:cx2="http://schemas.microsoft.com/office/drawing/2015/10/21/chartex" xmlns:cx3="http://schemas.microsoft.com/office/drawing/2016/5/9/chartex" xmlns:cx4="http://schemas.microsoft.com/office/drawing/2016/5/10/chartex" xmlns:cx5="http://schemas.microsoft.com/office/drawing/2016/5/11/chartex" xmlns:cx6="http://schemas.microsoft.com/office/drawing/2016/5/12/chartex" xmlns:cx7="http://schemas.microsoft.com/office/drawing/2016/5/13/chartex" xmlns:cx8="http://schemas.microsoft.com/office/drawing/2016/5/14/chartex" xmlns:mc="http://schemas.openxmlformats.org/markup-compatibility/2006" xmlns:aink="http://schemas.microsoft.com/office/drawing/2016/ink" xmlns:am3d="http://schemas.microsoft.com/office/drawing/2017/model3d" xmlns:o="urn:schemas-microsoft-com:office:office" xmlns:oel="http://schemas.microsoft.com/office/2019/extlst" xmlns:r="http://schemas.openxmlformats.org/officeDocument/2006/relationships" xmlns:m="http://schemas.openxmlformats.org/officeDocument/2006/math" xmlns:v="urn:schemas-microsoft-com:vml" xmlns:wp14="http://schemas.microsoft.com/office/word/2010/wordprocessingDrawing" xmlns:wp="http://schemas.openxmlformats.org/drawingml/2006/wordprocessingDrawing" xmlns:w10="urn:schemas-microsoft-com:office:word" xmlns:w="http://schemas.openxmlformats.org/wordprocessingml/2006/main" xmlns:w14="http://schemas.microsoft.com/office/word/2010/wordml" xmlns:w15="http://schemas.microsoft.com/office/word/2012/wordml" xmlns:w16cex="http://schemas.microsoft.com/office/word/2018/wordml/cex" xmlns:w16cid="http://schemas.microsoft.com/office/word/2016/wordml/cid" xmlns:w16="http://schemas.microsoft.com/office/word/2018/wordml" xmlns:w16du="http://schemas.microsoft.com/office/word/2023/wordml/word16du" xmlns:w16sdtdh="http://schemas.microsoft.com/office/word/2020/wordml/sdtdatahash" xmlns:w16sdtfl="http://schemas.microsoft.com/office/word/2024/wordml/sdtformatlock" xmlns:w16se="http://schemas.microsoft.com/office/word/2015/wordml/symex" xmlns:wpg="http://schemas.microsoft.com/office/word/2010/wordprocessingGroup" xmlns:wpi="http://schemas.microsoft.com/office/word/2010/wordprocessingInk" xmlns:wne="http://schemas.microsoft.com/office/word/2006/wordml" xmlns:wps="http://schemas.microsoft.com/office/word/2010/wordprocessingShape" mc:Ignorable="w14 w15 w16se w16cid w16 w16cex w16sdtdh w16sdtfl w16du wp14">
   <w:endnote w:type="separator" w:id="-1">
     <w:p>
       <w:pPr>
@@ -3163,7 +3127,7 @@
 </file>
 
 <file path=word/footer1.xml><?xml version="1.0" encoding="utf-8"?>
-<w:ftr xmlns:wpc="http://schemas.microsoft.com/office/word/2010/wordprocessingCanvas" xmlns:cx="http://schemas.microsoft.com/office/drawing/2014/chartex" xmlns:cx1="http://schemas.microsoft.com/office/drawing/2015/9/8/chartex" xmlns:cx2="http://schemas.microsoft.com/office/drawing/2015/10/21/chartex" xmlns:cx3="http://schemas.microsoft.com/office/drawing/2016/5/9/chartex" xmlns:cx4="http://schemas.microsoft.com/office/drawing/2016/5/10/chartex" xmlns:cx5="http://schemas.microsoft.com/office/drawing/2016/5/11/chartex" xmlns:cx6="http://schemas.microsoft.com/office/drawing/2016/5/12/chartex" xmlns:cx7="http://schemas.microsoft.com/office/drawing/2016/5/13/chartex" xmlns:cx8="http://schemas.microsoft.com/office/drawing/2016/5/14/chartex" xmlns:mc="http://schemas.openxmlformats.org/markup-compatibility/2006" xmlns:aink="http://schemas.microsoft.com/office/drawing/2016/ink" xmlns:am3d="http://schemas.microsoft.com/office/drawing/2017/model3d" xmlns:o="urn:schemas-microsoft-com:office:office" xmlns:oel="http://schemas.microsoft.com/office/2019/extlst" xmlns:r="http://schemas.openxmlformats.org/officeDocument/2006/relationships" xmlns:m="http://schemas.openxmlformats.org/officeDocument/2006/math" xmlns:v="urn:schemas-microsoft-com:vml" xmlns:wp14="http://schemas.microsoft.com/office/word/2010/wordprocessingDrawing" xmlns:wp="http://schemas.openxmlformats.org/drawingml/2006/wordprocessingDrawing" xmlns:w10="urn:schemas-microsoft-com:office:word" xmlns:w="http://schemas.openxmlformats.org/wordprocessingml/2006/main" xmlns:w14="http://schemas.microsoft.com/office/word/2010/wordml" xmlns:w15="http://schemas.microsoft.com/office/word/2012/wordml" xmlns:w16cex="http://schemas.microsoft.com/office/word/2018/wordml/cex" xmlns:w16cid="http://schemas.microsoft.com/office/word/2016/wordml/cid" xmlns:w16="http://schemas.microsoft.com/office/word/2018/wordml" xmlns:w16sdtdh="http://schemas.microsoft.com/office/word/2020/wordml/sdtdatahash" xmlns:w16se="http://schemas.microsoft.com/office/word/2015/wordml/symex" xmlns:wpg="http://schemas.microsoft.com/office/word/2010/wordprocessingGroup" xmlns:wpi="http://schemas.microsoft.com/office/word/2010/wordprocessingInk" xmlns:wne="http://schemas.microsoft.com/office/word/2006/wordml" xmlns:wps="http://schemas.microsoft.com/office/word/2010/wordprocessingShape" mc:Ignorable="w14 w15 w16se w16cid w16 w16cex w16sdtdh wp14">
+<w:ftr xmlns:wpc="http://schemas.microsoft.com/office/word/2010/wordprocessingCanvas" xmlns:cx="http://schemas.microsoft.com/office/drawing/2014/chartex" xmlns:cx1="http://schemas.microsoft.com/office/drawing/2015/9/8/chartex" xmlns:cx2="http://schemas.microsoft.com/office/drawing/2015/10/21/chartex" xmlns:cx3="http://schemas.microsoft.com/office/drawing/2016/5/9/chartex" xmlns:cx4="http://schemas.microsoft.com/office/drawing/2016/5/10/chartex" xmlns:cx5="http://schemas.microsoft.com/office/drawing/2016/5/11/chartex" xmlns:cx6="http://schemas.microsoft.com/office/drawing/2016/5/12/chartex" xmlns:cx7="http://schemas.microsoft.com/office/drawing/2016/5/13/chartex" xmlns:cx8="http://schemas.microsoft.com/office/drawing/2016/5/14/chartex" xmlns:mc="http://schemas.openxmlformats.org/markup-compatibility/2006" xmlns:aink="http://schemas.microsoft.com/office/drawing/2016/ink" xmlns:am3d="http://schemas.microsoft.com/office/drawing/2017/model3d" xmlns:o="urn:schemas-microsoft-com:office:office" xmlns:oel="http://schemas.microsoft.com/office/2019/extlst" xmlns:r="http://schemas.openxmlformats.org/officeDocument/2006/relationships" xmlns:m="http://schemas.openxmlformats.org/officeDocument/2006/math" xmlns:v="urn:schemas-microsoft-com:vml" xmlns:wp14="http://schemas.microsoft.com/office/word/2010/wordprocessingDrawing" xmlns:wp="http://schemas.openxmlformats.org/drawingml/2006/wordprocessingDrawing" xmlns:w10="urn:schemas-microsoft-com:office:word" xmlns:w="http://schemas.openxmlformats.org/wordprocessingml/2006/main" xmlns:w14="http://schemas.microsoft.com/office/word/2010/wordml" xmlns:w15="http://schemas.microsoft.com/office/word/2012/wordml" xmlns:w16cex="http://schemas.microsoft.com/office/word/2018/wordml/cex" xmlns:w16cid="http://schemas.microsoft.com/office/word/2016/wordml/cid" xmlns:w16="http://schemas.microsoft.com/office/word/2018/wordml" xmlns:w16du="http://schemas.microsoft.com/office/word/2023/wordml/word16du" xmlns:w16sdtdh="http://schemas.microsoft.com/office/word/2020/wordml/sdtdatahash" xmlns:w16sdtfl="http://schemas.microsoft.com/office/word/2024/wordml/sdtformatlock" xmlns:w16se="http://schemas.microsoft.com/office/word/2015/wordml/symex" xmlns:wpg="http://schemas.microsoft.com/office/word/2010/wordprocessingGroup" xmlns:wpi="http://schemas.microsoft.com/office/word/2010/wordprocessingInk" xmlns:wne="http://schemas.microsoft.com/office/word/2006/wordml" xmlns:wps="http://schemas.microsoft.com/office/word/2010/wordprocessingShape" mc:Ignorable="w14 w15 w16se w16cid w16 w16cex w16sdtdh w16sdtfl w16du wp14">
   <w:p>
     <w:pPr>
       <w:pStyle w:val="Piedepgina"/>
@@ -3185,7 +3149,7 @@
 </file>
 
 <file path=word/footer2.xml><?xml version="1.0" encoding="utf-8"?>
-<w:ftr xmlns:wpc="http://schemas.microsoft.com/office/word/2010/wordprocessingCanvas" xmlns:cx="http://schemas.microsoft.com/office/drawing/2014/chartex" xmlns:cx1="http://schemas.microsoft.com/office/drawing/2015/9/8/chartex" xmlns:cx2="http://schemas.microsoft.com/office/drawing/2015/10/21/chartex" xmlns:cx3="http://schemas.microsoft.com/office/drawing/2016/5/9/chartex" xmlns:cx4="http://schemas.microsoft.com/office/drawing/2016/5/10/chartex" xmlns:cx5="http://schemas.microsoft.com/office/drawing/2016/5/11/chartex" xmlns:cx6="http://schemas.microsoft.com/office/drawing/2016/5/12/chartex" xmlns:cx7="http://schemas.microsoft.com/office/drawing/2016/5/13/chartex" xmlns:cx8="http://schemas.microsoft.com/office/drawing/2016/5/14/chartex" xmlns:mc="http://schemas.openxmlformats.org/markup-compatibility/2006" xmlns:aink="http://schemas.microsoft.com/office/drawing/2016/ink" xmlns:am3d="http://schemas.microsoft.com/office/drawing/2017/model3d" xmlns:o="urn:schemas-microsoft-com:office:office" xmlns:oel="http://schemas.microsoft.com/office/2019/extlst" xmlns:r="http://schemas.openxmlformats.org/officeDocument/2006/relationships" xmlns:m="http://schemas.openxmlformats.org/officeDocument/2006/math" xmlns:v="urn:schemas-microsoft-com:vml" xmlns:wp14="http://schemas.microsoft.com/office/word/2010/wordprocessingDrawing" xmlns:wp="http://schemas.openxmlformats.org/drawingml/2006/wordprocessingDrawing" xmlns:w10="urn:schemas-microsoft-com:office:word" xmlns:w="http://schemas.openxmlformats.org/wordprocessingml/2006/main" xmlns:w14="http://schemas.microsoft.com/office/word/2010/wordml" xmlns:w15="http://schemas.microsoft.com/office/word/2012/wordml" xmlns:w16cex="http://schemas.microsoft.com/office/word/2018/wordml/cex" xmlns:w16cid="http://schemas.microsoft.com/office/word/2016/wordml/cid" xmlns:w16="http://schemas.microsoft.com/office/word/2018/wordml" xmlns:w16sdtdh="http://schemas.microsoft.com/office/word/2020/wordml/sdtdatahash" xmlns:w16se="http://schemas.microsoft.com/office/word/2015/wordml/symex" xmlns:wpg="http://schemas.microsoft.com/office/word/2010/wordprocessingGroup" xmlns:wpi="http://schemas.microsoft.com/office/word/2010/wordprocessingInk" xmlns:wne="http://schemas.microsoft.com/office/word/2006/wordml" xmlns:wps="http://schemas.microsoft.com/office/word/2010/wordprocessingShape" mc:Ignorable="w14 w15 w16se w16cid w16 w16cex w16sdtdh wp14">
+<w:ftr xmlns:wpc="http://schemas.microsoft.com/office/word/2010/wordprocessingCanvas" xmlns:cx="http://schemas.microsoft.com/office/drawing/2014/chartex" xmlns:cx1="http://schemas.microsoft.com/office/drawing/2015/9/8/chartex" xmlns:cx2="http://schemas.microsoft.com/office/drawing/2015/10/21/chartex" xmlns:cx3="http://schemas.microsoft.com/office/drawing/2016/5/9/chartex" xmlns:cx4="http://schemas.microsoft.com/office/drawing/2016/5/10/chartex" xmlns:cx5="http://schemas.microsoft.com/office/drawing/2016/5/11/chartex" xmlns:cx6="http://schemas.microsoft.com/office/drawing/2016/5/12/chartex" xmlns:cx7="http://schemas.microsoft.com/office/drawing/2016/5/13/chartex" xmlns:cx8="http://schemas.microsoft.com/office/drawing/2016/5/14/chartex" xmlns:mc="http://schemas.openxmlformats.org/markup-compatibility/2006" xmlns:aink="http://schemas.microsoft.com/office/drawing/2016/ink" xmlns:am3d="http://schemas.microsoft.com/office/drawing/2017/model3d" xmlns:o="urn:schemas-microsoft-com:office:office" xmlns:oel="http://schemas.microsoft.com/office/2019/extlst" xmlns:r="http://schemas.openxmlformats.org/officeDocument/2006/relationships" xmlns:m="http://schemas.openxmlformats.org/officeDocument/2006/math" xmlns:v="urn:schemas-microsoft-com:vml" xmlns:wp14="http://schemas.microsoft.com/office/word/2010/wordprocessingDrawing" xmlns:wp="http://schemas.openxmlformats.org/drawingml/2006/wordprocessingDrawing" xmlns:w10="urn:schemas-microsoft-com:office:word" xmlns:w="http://schemas.openxmlformats.org/wordprocessingml/2006/main" xmlns:w14="http://schemas.microsoft.com/office/word/2010/wordml" xmlns:w15="http://schemas.microsoft.com/office/word/2012/wordml" xmlns:w16cex="http://schemas.microsoft.com/office/word/2018/wordml/cex" xmlns:w16cid="http://schemas.microsoft.com/office/word/2016/wordml/cid" xmlns:w16="http://schemas.microsoft.com/office/word/2018/wordml" xmlns:w16du="http://schemas.microsoft.com/office/word/2023/wordml/word16du" xmlns:w16sdtdh="http://schemas.microsoft.com/office/word/2020/wordml/sdtdatahash" xmlns:w16sdtfl="http://schemas.microsoft.com/office/word/2024/wordml/sdtformatlock" xmlns:w16se="http://schemas.microsoft.com/office/word/2015/wordml/symex" xmlns:wpg="http://schemas.microsoft.com/office/word/2010/wordprocessingGroup" xmlns:wpi="http://schemas.microsoft.com/office/word/2010/wordprocessingInk" xmlns:wne="http://schemas.microsoft.com/office/word/2006/wordml" xmlns:wps="http://schemas.microsoft.com/office/word/2010/wordprocessingShape" mc:Ignorable="w14 w15 w16se w16cid w16 w16cex w16sdtdh w16sdtfl w16du wp14">
   <w:p>
     <w:pPr>
       <w:pStyle w:val="Piedepgina"/>
@@ -3250,7 +3214,7 @@
 </file>
 
 <file path=word/footnotes.xml><?xml version="1.0" encoding="utf-8"?>
-<w:footnotes xmlns:wpc="http://schemas.microsoft.com/office/word/2010/wordprocessingCanvas" xmlns:cx="http://schemas.microsoft.com/office/drawing/2014/chartex" xmlns:cx1="http://schemas.microsoft.com/office/drawing/2015/9/8/chartex" xmlns:cx2="http://schemas.microsoft.com/office/drawing/2015/10/21/chartex" xmlns:cx3="http://schemas.microsoft.com/office/drawing/2016/5/9/chartex" xmlns:cx4="http://schemas.microsoft.com/office/drawing/2016/5/10/chartex" xmlns:cx5="http://schemas.microsoft.com/office/drawing/2016/5/11/chartex" xmlns:cx6="http://schemas.microsoft.com/office/drawing/2016/5/12/chartex" xmlns:cx7="http://schemas.microsoft.com/office/drawing/2016/5/13/chartex" xmlns:cx8="http://schemas.microsoft.com/office/drawing/2016/5/14/chartex" xmlns:mc="http://schemas.openxmlformats.org/markup-compatibility/2006" xmlns:aink="http://schemas.microsoft.com/office/drawing/2016/ink" xmlns:am3d="http://schemas.microsoft.com/office/drawing/2017/model3d" xmlns:o="urn:schemas-microsoft-com:office:office" xmlns:oel="http://schemas.microsoft.com/office/2019/extlst" xmlns:r="http://schemas.openxmlformats.org/officeDocument/2006/relationships" xmlns:m="http://schemas.openxmlformats.org/officeDocument/2006/math" xmlns:v="urn:schemas-microsoft-com:vml" xmlns:wp14="http://schemas.microsoft.com/office/word/2010/wordprocessingDrawing" xmlns:wp="http://schemas.openxmlformats.org/drawingml/2006/wordprocessingDrawing" xmlns:w10="urn:schemas-microsoft-com:office:word" xmlns:w="http://schemas.openxmlformats.org/wordprocessingml/2006/main" xmlns:w14="http://schemas.microsoft.com/office/word/2010/wordml" xmlns:w15="http://schemas.microsoft.com/office/word/2012/wordml" xmlns:w16cex="http://schemas.microsoft.com/office/word/2018/wordml/cex" xmlns:w16cid="http://schemas.microsoft.com/office/word/2016/wordml/cid" xmlns:w16="http://schemas.microsoft.com/office/word/2018/wordml" xmlns:w16sdtdh="http://schemas.microsoft.com/office/word/2020/wordml/sdtdatahash" xmlns:w16se="http://schemas.microsoft.com/office/word/2015/wordml/symex" xmlns:wpg="http://schemas.microsoft.com/office/word/2010/wordprocessingGroup" xmlns:wpi="http://schemas.microsoft.com/office/word/2010/wordprocessingInk" xmlns:wne="http://schemas.microsoft.com/office/word/2006/wordml" xmlns:wps="http://schemas.microsoft.com/office/word/2010/wordprocessingShape" mc:Ignorable="w14 w15 w16se w16cid w16 w16cex w16sdtdh wp14">
+<w:footnotes xmlns:wpc="http://schemas.microsoft.com/office/word/2010/wordprocessingCanvas" xmlns:cx="http://schemas.microsoft.com/office/drawing/2014/chartex" xmlns:cx1="http://schemas.microsoft.com/office/drawing/2015/9/8/chartex" xmlns:cx2="http://schemas.microsoft.com/office/drawing/2015/10/21/chartex" xmlns:cx3="http://schemas.microsoft.com/office/drawing/2016/5/9/chartex" xmlns:cx4="http://schemas.microsoft.com/office/drawing/2016/5/10/chartex" xmlns:cx5="http://schemas.microsoft.com/office/drawing/2016/5/11/chartex" xmlns:cx6="http://schemas.microsoft.com/office/drawing/2016/5/12/chartex" xmlns:cx7="http://schemas.microsoft.com/office/drawing/2016/5/13/chartex" xmlns:cx8="http://schemas.microsoft.com/office/drawing/2016/5/14/chartex" xmlns:mc="http://schemas.openxmlformats.org/markup-compatibility/2006" xmlns:aink="http://schemas.microsoft.com/office/drawing/2016/ink" xmlns:am3d="http://schemas.microsoft.com/office/drawing/2017/model3d" xmlns:o="urn:schemas-microsoft-com:office:office" xmlns:oel="http://schemas.microsoft.com/office/2019/extlst" xmlns:r="http://schemas.openxmlformats.org/officeDocument/2006/relationships" xmlns:m="http://schemas.openxmlformats.org/officeDocument/2006/math" xmlns:v="urn:schemas-microsoft-com:vml" xmlns:wp14="http://schemas.microsoft.com/office/word/2010/wordprocessingDrawing" xmlns:wp="http://schemas.openxmlformats.org/drawingml/2006/wordprocessingDrawing" xmlns:w10="urn:schemas-microsoft-com:office:word" xmlns:w="http://schemas.openxmlformats.org/wordprocessingml/2006/main" xmlns:w14="http://schemas.microsoft.com/office/word/2010/wordml" xmlns:w15="http://schemas.microsoft.com/office/word/2012/wordml" xmlns:w16cex="http://schemas.microsoft.com/office/word/2018/wordml/cex" xmlns:w16cid="http://schemas.microsoft.com/office/word/2016/wordml/cid" xmlns:w16="http://schemas.microsoft.com/office/word/2018/wordml" xmlns:w16du="http://schemas.microsoft.com/office/word/2023/wordml/word16du" xmlns:w16sdtdh="http://schemas.microsoft.com/office/word/2020/wordml/sdtdatahash" xmlns:w16sdtfl="http://schemas.microsoft.com/office/word/2024/wordml/sdtformatlock" xmlns:w16se="http://schemas.microsoft.com/office/word/2015/wordml/symex" xmlns:wpg="http://schemas.microsoft.com/office/word/2010/wordprocessingGroup" xmlns:wpi="http://schemas.microsoft.com/office/word/2010/wordprocessingInk" xmlns:wne="http://schemas.microsoft.com/office/word/2006/wordml" xmlns:wps="http://schemas.microsoft.com/office/word/2010/wordprocessingShape" mc:Ignorable="w14 w15 w16se w16cid w16 w16cex w16sdtdh w16sdtfl w16du wp14">
   <w:footnote w:type="separator" w:id="-1">
     <w:p>
       <w:pPr>
@@ -3275,7 +3239,7 @@
 </file>
 
 <file path=word/header1.xml><?xml version="1.0" encoding="utf-8"?>
-<w:hdr xmlns:wpc="http://schemas.microsoft.com/office/word/2010/wordprocessingCanvas" xmlns:cx="http://schemas.microsoft.com/office/drawing/2014/chartex" xmlns:cx1="http://schemas.microsoft.com/office/drawing/2015/9/8/chartex" xmlns:cx2="http://schemas.microsoft.com/office/drawing/2015/10/21/chartex" xmlns:cx3="http://schemas.microsoft.com/office/drawing/2016/5/9/chartex" xmlns:cx4="http://schemas.microsoft.com/office/drawing/2016/5/10/chartex" xmlns:cx5="http://schemas.microsoft.com/office/drawing/2016/5/11/chartex" xmlns:cx6="http://schemas.microsoft.com/office/drawing/2016/5/12/chartex" xmlns:cx7="http://schemas.microsoft.com/office/drawing/2016/5/13/chartex" xmlns:cx8="http://schemas.microsoft.com/office/drawing/2016/5/14/chartex" xmlns:mc="http://schemas.openxmlformats.org/markup-compatibility/2006" xmlns:aink="http://schemas.microsoft.com/office/drawing/2016/ink" xmlns:am3d="http://schemas.microsoft.com/office/drawing/2017/model3d" xmlns:o="urn:schemas-microsoft-com:office:office" xmlns:oel="http://schemas.microsoft.com/office/2019/extlst" xmlns:r="http://schemas.openxmlformats.org/officeDocument/2006/relationships" xmlns:m="http://schemas.openxmlformats.org/officeDocument/2006/math" xmlns:v="urn:schemas-microsoft-com:vml" xmlns:wp14="http://schemas.microsoft.com/office/word/2010/wordprocessingDrawing" xmlns:wp="http://schemas.openxmlformats.org/drawingml/2006/wordprocessingDrawing" xmlns:w10="urn:schemas-microsoft-com:office:word" xmlns:w="http://schemas.openxmlformats.org/wordprocessingml/2006/main" xmlns:w14="http://schemas.microsoft.com/office/word/2010/wordml" xmlns:w15="http://schemas.microsoft.com/office/word/2012/wordml" xmlns:w16cex="http://schemas.microsoft.com/office/word/2018/wordml/cex" xmlns:w16cid="http://schemas.microsoft.com/office/word/2016/wordml/cid" xmlns:w16="http://schemas.microsoft.com/office/word/2018/wordml" xmlns:w16sdtdh="http://schemas.microsoft.com/office/word/2020/wordml/sdtdatahash" xmlns:w16se="http://schemas.microsoft.com/office/word/2015/wordml/symex" xmlns:wpg="http://schemas.microsoft.com/office/word/2010/wordprocessingGroup" xmlns:wpi="http://schemas.microsoft.com/office/word/2010/wordprocessingInk" xmlns:wne="http://schemas.microsoft.com/office/word/2006/wordml" xmlns:wps="http://schemas.microsoft.com/office/word/2010/wordprocessingShape" mc:Ignorable="w14 w15 w16se w16cid w16 w16cex w16sdtdh wp14">
+<w:hdr xmlns:wpc="http://schemas.microsoft.com/office/word/2010/wordprocessingCanvas" xmlns:cx="http://schemas.microsoft.com/office/drawing/2014/chartex" xmlns:cx1="http://schemas.microsoft.com/office/drawing/2015/9/8/chartex" xmlns:cx2="http://schemas.microsoft.com/office/drawing/2015/10/21/chartex" xmlns:cx3="http://schemas.microsoft.com/office/drawing/2016/5/9/chartex" xmlns:cx4="http://schemas.microsoft.com/office/drawing/2016/5/10/chartex" xmlns:cx5="http://schemas.microsoft.com/office/drawing/2016/5/11/chartex" xmlns:cx6="http://schemas.microsoft.com/office/drawing/2016/5/12/chartex" xmlns:cx7="http://schemas.microsoft.com/office/drawing/2016/5/13/chartex" xmlns:cx8="http://schemas.microsoft.com/office/drawing/2016/5/14/chartex" xmlns:mc="http://schemas.openxmlformats.org/markup-compatibility/2006" xmlns:aink="http://schemas.microsoft.com/office/drawing/2016/ink" xmlns:am3d="http://schemas.microsoft.com/office/drawing/2017/model3d" xmlns:o="urn:schemas-microsoft-com:office:office" xmlns:oel="http://schemas.microsoft.com/office/2019/extlst" xmlns:r="http://schemas.openxmlformats.org/officeDocument/2006/relationships" xmlns:m="http://schemas.openxmlformats.org/officeDocument/2006/math" xmlns:v="urn:schemas-microsoft-com:vml" xmlns:wp14="http://schemas.microsoft.com/office/word/2010/wordprocessingDrawing" xmlns:wp="http://schemas.openxmlformats.org/drawingml/2006/wordprocessingDrawing" xmlns:w10="urn:schemas-microsoft-com:office:word" xmlns:w="http://schemas.openxmlformats.org/wordprocessingml/2006/main" xmlns:w14="http://schemas.microsoft.com/office/word/2010/wordml" xmlns:w15="http://schemas.microsoft.com/office/word/2012/wordml" xmlns:w16cex="http://schemas.microsoft.com/office/word/2018/wordml/cex" xmlns:w16cid="http://schemas.microsoft.com/office/word/2016/wordml/cid" xmlns:w16="http://schemas.microsoft.com/office/word/2018/wordml" xmlns:w16du="http://schemas.microsoft.com/office/word/2023/wordml/word16du" xmlns:w16sdtdh="http://schemas.microsoft.com/office/word/2020/wordml/sdtdatahash" xmlns:w16sdtfl="http://schemas.microsoft.com/office/word/2024/wordml/sdtformatlock" xmlns:w16se="http://schemas.microsoft.com/office/word/2015/wordml/symex" xmlns:wpg="http://schemas.microsoft.com/office/word/2010/wordprocessingGroup" xmlns:wpi="http://schemas.microsoft.com/office/word/2010/wordprocessingInk" xmlns:wne="http://schemas.microsoft.com/office/word/2006/wordml" xmlns:wps="http://schemas.microsoft.com/office/word/2010/wordprocessingShape" mc:Ignorable="w14 w15 w16se w16cid w16 w16cex w16sdtdh w16sdtfl w16du wp14">
   <w:p>
     <w:pPr>
       <w:pStyle w:val="Encabezado"/>
@@ -3353,7 +3317,7 @@
 </file>
 
 <file path=word/header2.xml><?xml version="1.0" encoding="utf-8"?>
-<w:hdr xmlns:wpc="http://schemas.microsoft.com/office/word/2010/wordprocessingCanvas" xmlns:cx="http://schemas.microsoft.com/office/drawing/2014/chartex" xmlns:cx1="http://schemas.microsoft.com/office/drawing/2015/9/8/chartex" xmlns:cx2="http://schemas.microsoft.com/office/drawing/2015/10/21/chartex" xmlns:cx3="http://schemas.microsoft.com/office/drawing/2016/5/9/chartex" xmlns:cx4="http://schemas.microsoft.com/office/drawing/2016/5/10/chartex" xmlns:cx5="http://schemas.microsoft.com/office/drawing/2016/5/11/chartex" xmlns:cx6="http://schemas.microsoft.com/office/drawing/2016/5/12/chartex" xmlns:cx7="http://schemas.microsoft.com/office/drawing/2016/5/13/chartex" xmlns:cx8="http://schemas.microsoft.com/office/drawing/2016/5/14/chartex" xmlns:mc="http://schemas.openxmlformats.org/markup-compatibility/2006" xmlns:aink="http://schemas.microsoft.com/office/drawing/2016/ink" xmlns:am3d="http://schemas.microsoft.com/office/drawing/2017/model3d" xmlns:o="urn:schemas-microsoft-com:office:office" xmlns:oel="http://schemas.microsoft.com/office/2019/extlst" xmlns:r="http://schemas.openxmlformats.org/officeDocument/2006/relationships" xmlns:m="http://schemas.openxmlformats.org/officeDocument/2006/math" xmlns:v="urn:schemas-microsoft-com:vml" xmlns:wp14="http://schemas.microsoft.com/office/word/2010/wordprocessingDrawing" xmlns:wp="http://schemas.openxmlformats.org/drawingml/2006/wordprocessingDrawing" xmlns:w10="urn:schemas-microsoft-com:office:word" xmlns:w="http://schemas.openxmlformats.org/wordprocessingml/2006/main" xmlns:w14="http://schemas.microsoft.com/office/word/2010/wordml" xmlns:w15="http://schemas.microsoft.com/office/word/2012/wordml" xmlns:w16cex="http://schemas.microsoft.com/office/word/2018/wordml/cex" xmlns:w16cid="http://schemas.microsoft.com/office/word/2016/wordml/cid" xmlns:w16="http://schemas.microsoft.com/office/word/2018/wordml" xmlns:w16sdtdh="http://schemas.microsoft.com/office/word/2020/wordml/sdtdatahash" xmlns:w16se="http://schemas.microsoft.com/office/word/2015/wordml/symex" xmlns:wpg="http://schemas.microsoft.com/office/word/2010/wordprocessingGroup" xmlns:wpi="http://schemas.microsoft.com/office/word/2010/wordprocessingInk" xmlns:wne="http://schemas.microsoft.com/office/word/2006/wordml" xmlns:wps="http://schemas.microsoft.com/office/word/2010/wordprocessingShape" mc:Ignorable="w14 w15 w16se w16cid w16 w16cex w16sdtdh wp14">
+<w:hdr xmlns:wpc="http://schemas.microsoft.com/office/word/2010/wordprocessingCanvas" xmlns:cx="http://schemas.microsoft.com/office/drawing/2014/chartex" xmlns:cx1="http://schemas.microsoft.com/office/drawing/2015/9/8/chartex" xmlns:cx2="http://schemas.microsoft.com/office/drawing/2015/10/21/chartex" xmlns:cx3="http://schemas.microsoft.com/office/drawing/2016/5/9/chartex" xmlns:cx4="http://schemas.microsoft.com/office/drawing/2016/5/10/chartex" xmlns:cx5="http://schemas.microsoft.com/office/drawing/2016/5/11/chartex" xmlns:cx6="http://schemas.microsoft.com/office/drawing/2016/5/12/chartex" xmlns:cx7="http://schemas.microsoft.com/office/drawing/2016/5/13/chartex" xmlns:cx8="http://schemas.microsoft.com/office/drawing/2016/5/14/chartex" xmlns:mc="http://schemas.openxmlformats.org/markup-compatibility/2006" xmlns:aink="http://schemas.microsoft.com/office/drawing/2016/ink" xmlns:am3d="http://schemas.microsoft.com/office/drawing/2017/model3d" xmlns:o="urn:schemas-microsoft-com:office:office" xmlns:oel="http://schemas.microsoft.com/office/2019/extlst" xmlns:r="http://schemas.openxmlformats.org/officeDocument/2006/relationships" xmlns:m="http://schemas.openxmlformats.org/officeDocument/2006/math" xmlns:v="urn:schemas-microsoft-com:vml" xmlns:wp14="http://schemas.microsoft.com/office/word/2010/wordprocessingDrawing" xmlns:wp="http://schemas.openxmlformats.org/drawingml/2006/wordprocessingDrawing" xmlns:w10="urn:schemas-microsoft-com:office:word" xmlns:w="http://schemas.openxmlformats.org/wordprocessingml/2006/main" xmlns:w14="http://schemas.microsoft.com/office/word/2010/wordml" xmlns:w15="http://schemas.microsoft.com/office/word/2012/wordml" xmlns:w16cex="http://schemas.microsoft.com/office/word/2018/wordml/cex" xmlns:w16cid="http://schemas.microsoft.com/office/word/2016/wordml/cid" xmlns:w16="http://schemas.microsoft.com/office/word/2018/wordml" xmlns:w16du="http://schemas.microsoft.com/office/word/2023/wordml/word16du" xmlns:w16sdtdh="http://schemas.microsoft.com/office/word/2020/wordml/sdtdatahash" xmlns:w16sdtfl="http://schemas.microsoft.com/office/word/2024/wordml/sdtformatlock" xmlns:w16se="http://schemas.microsoft.com/office/word/2015/wordml/symex" xmlns:wpg="http://schemas.microsoft.com/office/word/2010/wordprocessingGroup" xmlns:wpi="http://schemas.microsoft.com/office/word/2010/wordprocessingInk" xmlns:wne="http://schemas.microsoft.com/office/word/2006/wordml" xmlns:wps="http://schemas.microsoft.com/office/word/2010/wordprocessingShape" mc:Ignorable="w14 w15 w16se w16cid w16 w16cex w16sdtdh w16sdtfl w16du wp14">
   <w:p>
     <w:pPr>
       <w:pStyle w:val="Encabezado"/>
@@ -3425,7 +3389,7 @@
 </file>
 
 <file path=word/numbering.xml><?xml version="1.0" encoding="utf-8"?>
-<w:numbering xmlns:wpc="http://schemas.microsoft.com/office/word/2010/wordprocessingCanvas" xmlns:cx="http://schemas.microsoft.com/office/drawing/2014/chartex" xmlns:cx1="http://schemas.microsoft.com/office/drawing/2015/9/8/chartex" xmlns:cx2="http://schemas.microsoft.com/office/drawing/2015/10/21/chartex" xmlns:cx3="http://schemas.microsoft.com/office/drawing/2016/5/9/chartex" xmlns:cx4="http://schemas.microsoft.com/office/drawing/2016/5/10/chartex" xmlns:cx5="http://schemas.microsoft.com/office/drawing/2016/5/11/chartex" xmlns:cx6="http://schemas.microsoft.com/office/drawing/2016/5/12/chartex" xmlns:cx7="http://schemas.microsoft.com/office/drawing/2016/5/13/chartex" xmlns:cx8="http://schemas.microsoft.com/office/drawing/2016/5/14/chartex" xmlns:mc="http://schemas.openxmlformats.org/markup-compatibility/2006" xmlns:aink="http://schemas.microsoft.com/office/drawing/2016/ink" xmlns:am3d="http://schemas.microsoft.com/office/drawing/2017/model3d" xmlns:o="urn:schemas-microsoft-com:office:office" xmlns:oel="http://schemas.microsoft.com/office/2019/extlst" xmlns:r="http://schemas.openxmlformats.org/officeDocument/2006/relationships" xmlns:m="http://schemas.openxmlformats.org/officeDocument/2006/math" xmlns:v="urn:schemas-microsoft-com:vml" xmlns:wp14="http://schemas.microsoft.com/office/word/2010/wordprocessingDrawing" xmlns:wp="http://schemas.openxmlformats.org/drawingml/2006/wordprocessingDrawing" xmlns:w10="urn:schemas-microsoft-com:office:word" xmlns:w="http://schemas.openxmlformats.org/wordprocessingml/2006/main" xmlns:w14="http://schemas.microsoft.com/office/word/2010/wordml" xmlns:w15="http://schemas.microsoft.com/office/word/2012/wordml" xmlns:w16cex="http://schemas.microsoft.com/office/word/2018/wordml/cex" xmlns:w16cid="http://schemas.microsoft.com/office/word/2016/wordml/cid" xmlns:w16="http://schemas.microsoft.com/office/word/2018/wordml" xmlns:w16sdtdh="http://schemas.microsoft.com/office/word/2020/wordml/sdtdatahash" xmlns:w16se="http://schemas.microsoft.com/office/word/2015/wordml/symex" xmlns:wpg="http://schemas.microsoft.com/office/word/2010/wordprocessingGroup" xmlns:wpi="http://schemas.microsoft.com/office/word/2010/wordprocessingInk" xmlns:wne="http://schemas.microsoft.com/office/word/2006/wordml" xmlns:wps="http://schemas.microsoft.com/office/word/2010/wordprocessingShape" mc:Ignorable="w14 w15 w16se w16cid w16 w16cex w16sdtdh wp14">
+<w:numbering xmlns:wpc="http://schemas.microsoft.com/office/word/2010/wordprocessingCanvas" xmlns:cx="http://schemas.microsoft.com/office/drawing/2014/chartex" xmlns:cx1="http://schemas.microsoft.com/office/drawing/2015/9/8/chartex" xmlns:cx2="http://schemas.microsoft.com/office/drawing/2015/10/21/chartex" xmlns:cx3="http://schemas.microsoft.com/office/drawing/2016/5/9/chartex" xmlns:cx4="http://schemas.microsoft.com/office/drawing/2016/5/10/chartex" xmlns:cx5="http://schemas.microsoft.com/office/drawing/2016/5/11/chartex" xmlns:cx6="http://schemas.microsoft.com/office/drawing/2016/5/12/chartex" xmlns:cx7="http://schemas.microsoft.com/office/drawing/2016/5/13/chartex" xmlns:cx8="http://schemas.microsoft.com/office/drawing/2016/5/14/chartex" xmlns:mc="http://schemas.openxmlformats.org/markup-compatibility/2006" xmlns:aink="http://schemas.microsoft.com/office/drawing/2016/ink" xmlns:am3d="http://schemas.microsoft.com/office/drawing/2017/model3d" xmlns:o="urn:schemas-microsoft-com:office:office" xmlns:oel="http://schemas.microsoft.com/office/2019/extlst" xmlns:r="http://schemas.openxmlformats.org/officeDocument/2006/relationships" xmlns:m="http://schemas.openxmlformats.org/officeDocument/2006/math" xmlns:v="urn:schemas-microsoft-com:vml" xmlns:wp14="http://schemas.microsoft.com/office/word/2010/wordprocessingDrawing" xmlns:wp="http://schemas.openxmlformats.org/drawingml/2006/wordprocessingDrawing" xmlns:w10="urn:schemas-microsoft-com:office:word" xmlns:w="http://schemas.openxmlformats.org/wordprocessingml/2006/main" xmlns:w14="http://schemas.microsoft.com/office/word/2010/wordml" xmlns:w15="http://schemas.microsoft.com/office/word/2012/wordml" xmlns:w16cex="http://schemas.microsoft.com/office/word/2018/wordml/cex" xmlns:w16cid="http://schemas.microsoft.com/office/word/2016/wordml/cid" xmlns:w16="http://schemas.microsoft.com/office/word/2018/wordml" xmlns:w16du="http://schemas.microsoft.com/office/word/2023/wordml/word16du" xmlns:w16sdtdh="http://schemas.microsoft.com/office/word/2020/wordml/sdtdatahash" xmlns:w16sdtfl="http://schemas.microsoft.com/office/word/2024/wordml/sdtformatlock" xmlns:w16se="http://schemas.microsoft.com/office/word/2015/wordml/symex" xmlns:wpg="http://schemas.microsoft.com/office/word/2010/wordprocessingGroup" xmlns:wpi="http://schemas.microsoft.com/office/word/2010/wordprocessingInk" xmlns:wne="http://schemas.microsoft.com/office/word/2006/wordml" xmlns:wps="http://schemas.microsoft.com/office/word/2010/wordprocessingShape" mc:Ignorable="w14 w15 w16se w16cid w16 w16cex w16sdtdh w16sdtfl w16du wp14">
   <w:abstractNum w:abstractNumId="0" w15:restartNumberingAfterBreak="0">
     <w:nsid w:val="11692CDC"/>
     <w:multiLevelType w:val="hybridMultilevel"/>
@@ -4999,7 +4963,7 @@
 </file>
 
 <file path=word/styles.xml><?xml version="1.0" encoding="utf-8"?>
-<w:styles xmlns:mc="http://schemas.openxmlformats.org/markup-compatibility/2006" xmlns:r="http://schemas.openxmlformats.org/officeDocument/2006/relationships" xmlns:w="http://schemas.openxmlformats.org/wordprocessingml/2006/main" xmlns:w14="http://schemas.microsoft.com/office/word/2010/wordml" xmlns:w15="http://schemas.microsoft.com/office/word/2012/wordml" xmlns:w16cex="http://schemas.microsoft.com/office/word/2018/wordml/cex" xmlns:w16cid="http://schemas.microsoft.com/office/word/2016/wordml/cid" xmlns:w16="http://schemas.microsoft.com/office/word/2018/wordml" xmlns:w16sdtdh="http://schemas.microsoft.com/office/word/2020/wordml/sdtdatahash" xmlns:w16se="http://schemas.microsoft.com/office/word/2015/wordml/symex" mc:Ignorable="w14 w15 w16se w16cid w16 w16cex w16sdtdh">
+<w:styles xmlns:mc="http://schemas.openxmlformats.org/markup-compatibility/2006" xmlns:r="http://schemas.openxmlformats.org/officeDocument/2006/relationships" xmlns:w="http://schemas.openxmlformats.org/wordprocessingml/2006/main" xmlns:w14="http://schemas.microsoft.com/office/word/2010/wordml" xmlns:w15="http://schemas.microsoft.com/office/word/2012/wordml" xmlns:w16cex="http://schemas.microsoft.com/office/word/2018/wordml/cex" xmlns:w16cid="http://schemas.microsoft.com/office/word/2016/wordml/cid" xmlns:w16="http://schemas.microsoft.com/office/word/2018/wordml" xmlns:w16du="http://schemas.microsoft.com/office/word/2023/wordml/word16du" xmlns:w16sdtdh="http://schemas.microsoft.com/office/word/2020/wordml/sdtdatahash" xmlns:w16sdtfl="http://schemas.microsoft.com/office/word/2024/wordml/sdtformatlock" xmlns:w16se="http://schemas.microsoft.com/office/word/2015/wordml/symex" mc:Ignorable="w14 w15 w16se w16cid w16 w16cex w16sdtdh w16sdtfl w16du">
   <w:docDefaults>
     <w:rPrDefault>
       <w:rPr>
@@ -5863,10 +5827,6 @@
 </file>
 
 <file path=customXml/item1.xml><?xml version="1.0" encoding="utf-8"?>
-<b:Sources xmlns:b="http://schemas.openxmlformats.org/officeDocument/2006/bibliography" xmlns="http://schemas.openxmlformats.org/officeDocument/2006/bibliography" SelectedStyle="\APASixthEditionOfficeOnline.xsl" StyleName="APA" Version="6"/>
-</file>
-
-<file path=customXml/item2.xml><?xml version="1.0" encoding="utf-8"?>
 <?mso-contentType ?>
 <FormTemplates xmlns="http://schemas.microsoft.com/sharepoint/v3/contenttype/forms">
   <Display>DocumentLibraryForm</Display>
@@ -5875,7 +5835,17 @@
 </FormTemplates>
 </file>
 
+<file path=customXml/item2.xml><?xml version="1.0" encoding="utf-8"?>
+<b:Sources xmlns:b="http://schemas.openxmlformats.org/officeDocument/2006/bibliography" xmlns="http://schemas.openxmlformats.org/officeDocument/2006/bibliography" SelectedStyle="\APASixthEditionOfficeOnline.xsl" StyleName="APA" Version="6"/>
+</file>
+
 <file path=customXml/item3.xml><?xml version="1.0" encoding="utf-8"?>
+<p:properties xmlns:p="http://schemas.microsoft.com/office/2006/metadata/properties" xmlns:xsi="http://www.w3.org/2001/XMLSchema-instance" xmlns:pc="http://schemas.microsoft.com/office/infopath/2007/PartnerControls">
+  <documentManagement/>
+</p:properties>
+</file>
+
+<file path=customXml/item4.xml><?xml version="1.0" encoding="utf-8"?>
 <ct:contentTypeSchema xmlns:ct="http://schemas.microsoft.com/office/2006/metadata/contentType" xmlns:ma="http://schemas.microsoft.com/office/2006/metadata/properties/metaAttributes" ct:_="" ma:_="" ma:contentTypeName="Document" ma:contentTypeID="0x010100AD27ECB5C9CD3F4F96FCDC522A5C9228" ma:contentTypeVersion="13" ma:contentTypeDescription="Create a new document." ma:contentTypeScope="" ma:versionID="d0f502c8a9f336feb9bc012076819206">
   <xsd:schema xmlns:xsd="http://www.w3.org/2001/XMLSchema" xmlns:xs="http://www.w3.org/2001/XMLSchema" xmlns:p="http://schemas.microsoft.com/office/2006/metadata/properties" xmlns:ns3="b35dada9-02c3-431e-89fd-c5615b6b9b0d" xmlns:ns4="87a47d00-f94a-4dd8-8cd3-330685f6b114" targetNamespace="http://schemas.microsoft.com/office/2006/metadata/properties" ma:root="true" ma:fieldsID="ac9476ce7186a841e3138ade6d8ba6e6" ns3:_="" ns4:_="">
     <xsd:import namespace="b35dada9-02c3-431e-89fd-c5615b6b9b0d"/>
@@ -6098,13 +6068,15 @@
 </ct:contentTypeSchema>
 </file>
 
-<file path=customXml/item4.xml><?xml version="1.0" encoding="utf-8"?>
-<p:properties xmlns:p="http://schemas.microsoft.com/office/2006/metadata/properties" xmlns:xsi="http://www.w3.org/2001/XMLSchema-instance" xmlns:pc="http://schemas.microsoft.com/office/infopath/2007/PartnerControls">
-  <documentManagement/>
-</p:properties>
+<file path=customXml/itemProps1.xml><?xml version="1.0" encoding="utf-8"?>
+<ds:datastoreItem xmlns:ds="http://schemas.openxmlformats.org/officeDocument/2006/customXml" ds:itemID="{814FF06A-2E55-45B7-8E25-99D9BEC0139C}">
+  <ds:schemaRefs>
+    <ds:schemaRef ds:uri="http://schemas.microsoft.com/sharepoint/v3/contenttype/forms"/>
+  </ds:schemaRefs>
+</ds:datastoreItem>
 </file>
 
-<file path=customXml/itemProps1.xml><?xml version="1.0" encoding="utf-8"?>
+<file path=customXml/itemProps2.xml><?xml version="1.0" encoding="utf-8"?>
 <ds:datastoreItem xmlns:ds="http://schemas.openxmlformats.org/officeDocument/2006/customXml" ds:itemID="{DC2CD7A0-58BD-4BC8-8D42-72116A83C24D}">
   <ds:schemaRefs>
     <ds:schemaRef ds:uri="http://schemas.openxmlformats.org/officeDocument/2006/bibliography"/>
@@ -6112,15 +6084,16 @@
 </ds:datastoreItem>
 </file>
 
-<file path=customXml/itemProps2.xml><?xml version="1.0" encoding="utf-8"?>
-<ds:datastoreItem xmlns:ds="http://schemas.openxmlformats.org/officeDocument/2006/customXml" ds:itemID="{814FF06A-2E55-45B7-8E25-99D9BEC0139C}">
+<file path=customXml/itemProps3.xml><?xml version="1.0" encoding="utf-8"?>
+<ds:datastoreItem xmlns:ds="http://schemas.openxmlformats.org/officeDocument/2006/customXml" ds:itemID="{DF677FFD-D99A-4484-BD57-0A290F9CF081}">
   <ds:schemaRefs>
-    <ds:schemaRef ds:uri="http://schemas.microsoft.com/sharepoint/v3/contenttype/forms"/>
+    <ds:schemaRef ds:uri="http://schemas.microsoft.com/office/2006/metadata/properties"/>
+    <ds:schemaRef ds:uri="http://schemas.microsoft.com/office/infopath/2007/PartnerControls"/>
   </ds:schemaRefs>
 </ds:datastoreItem>
 </file>
 
-<file path=customXml/itemProps3.xml><?xml version="1.0" encoding="utf-8"?>
+<file path=customXml/itemProps4.xml><?xml version="1.0" encoding="utf-8"?>
 <ds:datastoreItem xmlns:ds="http://schemas.openxmlformats.org/officeDocument/2006/customXml" ds:itemID="{1700B8FC-FBA7-49A2-8603-3CCE3F26A978}">
   <ds:schemaRefs>
     <ds:schemaRef ds:uri="http://schemas.microsoft.com/office/2006/metadata/contentType"/>
@@ -6137,13 +6110,4 @@
     <ds:schemaRef ds:uri="http://schemas.microsoft.com/internal/obd"/>
   </ds:schemaRefs>
 </ds:datastoreItem>
-</file>
-
-<file path=customXml/itemProps4.xml><?xml version="1.0" encoding="utf-8"?>
-<ds:datastoreItem xmlns:ds="http://schemas.openxmlformats.org/officeDocument/2006/customXml" ds:itemID="{DF677FFD-D99A-4484-BD57-0A290F9CF081}">
-  <ds:schemaRefs>
-    <ds:schemaRef ds:uri="http://schemas.microsoft.com/office/2006/metadata/properties"/>
-    <ds:schemaRef ds:uri="http://schemas.microsoft.com/office/infopath/2007/PartnerControls"/>
-  </ds:schemaRefs>
-</ds:datastoreItem>
 </file>